--- a/01_ARCHITECTURE/01_Architecture_et_donnees.docx
+++ b/01_ARCHITECTURE/01_Architecture_et_donnees.docx
@@ -2,6 +2,45 @@
 <file path=word/document.xml><?xml version="1.0" encoding="utf-8"?>
 <w:document xmlns:wpc="http://schemas.microsoft.com/office/word/2010/wordprocessingCanvas" xmlns:cx="http://schemas.microsoft.com/office/drawing/2014/chartex" xmlns:cx1="http://schemas.microsoft.com/office/drawing/2015/9/8/chartex" xmlns:cx2="http://schemas.microsoft.com/office/drawing/2015/10/21/chartex" xmlns:cx3="http://schemas.microsoft.com/office/drawing/2016/5/9/chartex" xmlns:cx4="http://schemas.microsoft.com/office/drawing/2016/5/10/chartex" xmlns:cx5="http://schemas.microsoft.com/office/drawing/2016/5/11/chartex" xmlns:cx6="http://schemas.microsoft.com/office/drawing/2016/5/12/chartex" xmlns:cx7="http://schemas.microsoft.com/office/drawing/2016/5/13/chartex" xmlns:cx8="http://schemas.microsoft.com/office/drawing/2016/5/14/chartex" xmlns:mc="http://schemas.openxmlformats.org/markup-compatibility/2006" xmlns:aink="http://schemas.microsoft.com/office/drawing/2016/ink" xmlns:am3d="http://schemas.microsoft.com/office/drawing/2017/model3d" xmlns:o="urn:schemas-microsoft-com:office:office" xmlns:oel="http://schemas.microsoft.com/office/2019/extlst" xmlns:r="http://schemas.openxmlformats.org/officeDocument/2006/relationships" xmlns:m="http://schemas.openxmlformats.org/officeDocument/2006/math" xmlns:v="urn:schemas-microsoft-com:vml" xmlns:wp14="http://schemas.microsoft.com/office/word/2010/wordprocessingDrawing" xmlns:wp="http://schemas.openxmlformats.org/drawingml/2006/wordprocessingDrawing" xmlns:w10="urn:schemas-microsoft-com:office:word" xmlns:w="http://schemas.openxmlformats.org/wordprocessingml/2006/main" xmlns:w14="http://schemas.microsoft.com/office/word/2010/wordml" xmlns:w15="http://schemas.microsoft.com/office/word/2012/wordml" xmlns:w16cei="http://schemas.microsoft.com/office/word/2026/wordml/cei" xmlns:w16cex="http://schemas.microsoft.com/office/word/2018/wordml/cex" xmlns:w16cid="http://schemas.microsoft.com/office/word/2016/wordml/cid" xmlns:w16="http://schemas.microsoft.com/office/word/2018/wordml" xmlns:w16du="http://schemas.microsoft.com/office/word/2023/wordml/word16du" xmlns:w16sdtdh="http://schemas.microsoft.com/office/word/2020/wordml/sdtdatahash" xmlns:w16sdtfl="http://schemas.microsoft.com/office/word/2024/wordml/sdtformatlock" xmlns:w16se="http://schemas.microsoft.com/office/word/2015/wordml/symex" xmlns:wpg="http://schemas.microsoft.com/office/word/2010/wordprocessingGroup" xmlns:wpi="http://schemas.microsoft.com/office/word/2010/wordprocessingInk" xmlns:wne="http://schemas.microsoft.com/office/word/2006/wordml" xmlns:wps="http://schemas.microsoft.com/office/word/2010/wordprocessingShape" mc:Ignorable="w14 w15 w16se w16cid w16 w16cex w16sdtdh w16sdtfl w16du wp14">
   <w:body>
+    <w:p>
+      <w:pPr>
+        <w:jc w:val="center"/>
+      </w:pPr>
+      <w:r>
+        <w:drawing>
+          <wp:inline xmlns:a="http://schemas.openxmlformats.org/drawingml/2006/main" xmlns:pic="http://schemas.openxmlformats.org/drawingml/2006/picture">
+            <wp:extent cx="3780000" cy="2520000"/>
+            <wp:docPr id="907114647" name="Picture 907114647"/>
+            <wp:cNvGraphicFramePr>
+              <a:graphicFrameLocks noChangeAspect="1"/>
+            </wp:cNvGraphicFramePr>
+            <a:graphic>
+              <a:graphicData uri="http://schemas.openxmlformats.org/drawingml/2006/picture">
+                <pic:pic>
+                  <pic:nvPicPr>
+                    <pic:cNvPr id="0" name="image.png"/>
+                    <pic:cNvPicPr/>
+                  </pic:nvPicPr>
+                  <pic:blipFill>
+                    <a:blip r:embed="rId15"/>
+                    <a:stretch>
+                      <a:fillRect/>
+                    </a:stretch>
+                  </pic:blipFill>
+                  <pic:spPr>
+                    <a:xfrm>
+                      <a:off x="0" y="0"/>
+                      <a:ext cx="3780000" cy="2520000"/>
+                    </a:xfrm>
+                    <a:prstGeom prst="rect"/>
+                  </pic:spPr>
+                </pic:pic>
+              </a:graphicData>
+            </a:graphic>
+          </wp:inline>
+        </w:drawing>
+      </w:r>
+    </w:p>
     <w:p/>
     <w:p/>
     <w:p/>
@@ -173,15 +212,7 @@
         <w:pStyle w:val="Listepuces"/>
       </w:pPr>
       <w:r>
-        <w:t>Stockage : un Data Lake (Parquet / MinIO) pour la donnée brute, puis un Data Warehouse (</w:t>
-      </w:r>
-      <w:proofErr w:type="spellStart"/>
-      <w:r>
-        <w:t>DuckDB</w:t>
-      </w:r>
-      <w:proofErr w:type="spellEnd"/>
-      <w:r>
-        <w:t xml:space="preserve"> / PostgreSQL) pour la donnée structurée.</w:t>
+        <w:t>Stockage : un Data Lake (implémenté en Parquet local ; MinIO/S3 en cible production) pour la donnée brute, puis un Data Warehouse (DuckDB en local ; PostgreSQL en cible production) pour la donnée structurée.</w:t>
       </w:r>
     </w:p>
     <w:p>
@@ -197,23 +228,7 @@
         <w:pStyle w:val="Listepuces"/>
       </w:pPr>
       <w:r>
-        <w:t>Exposition : une API REST (</w:t>
-      </w:r>
-      <w:proofErr w:type="spellStart"/>
-      <w:r>
-        <w:t>FastAPI</w:t>
-      </w:r>
-      <w:proofErr w:type="spellEnd"/>
-      <w:r>
-        <w:t xml:space="preserve">, </w:t>
-      </w:r>
-      <w:proofErr w:type="spellStart"/>
-      <w:r>
-        <w:t>dockerisée</w:t>
-      </w:r>
-      <w:proofErr w:type="spellEnd"/>
-      <w:r>
-        <w:t>) qui met les prix et recommandations à disposition.</w:t>
+        <w:t xml:space="preserve">Exposition : une API REST (FastAPI, dockerisée) qui met les prix et recommandations à disposition.</w:t>
       </w:r>
     </w:p>
     <w:p>
@@ -221,34 +236,12 @@
         <w:pStyle w:val="Listepuces"/>
       </w:pPr>
       <w:r>
-        <w:t xml:space="preserve">Restitution : un </w:t>
-      </w:r>
-      <w:proofErr w:type="spellStart"/>
-      <w:r>
-        <w:t>dashboard</w:t>
-      </w:r>
-      <w:proofErr w:type="spellEnd"/>
-      <w:r>
-        <w:t xml:space="preserve"> décisionnel (</w:t>
-      </w:r>
-      <w:r>
-        <w:t xml:space="preserve">Dash </w:t>
-      </w:r>
-      <w:r>
-        <w:t>/ Power BI) affichant les KPIs.</w:t>
+        <w:t xml:space="preserve">Restitution : un dashboard décisionnel (Dash) affichant les KPIs.</w:t>
       </w:r>
     </w:p>
     <w:p>
       <w:r>
-        <w:t xml:space="preserve">Deux composants transversaux complètent l'architecture : </w:t>
-      </w:r>
-      <w:proofErr w:type="spellStart"/>
-      <w:r>
-        <w:t>Airflow</w:t>
-      </w:r>
-      <w:proofErr w:type="spellEnd"/>
-      <w:r>
-        <w:t xml:space="preserve"> orchestre l'enchaînement du pipeline (ingestion → qualité → transformation → entraînement), et la gouvernance (qualité des données, RGPD, sécurité / chiffrement) s'applique à toutes les couches.</w:t>
+        <w:t xml:space="preserve">Trois composants transversaux complètent l'architecture : Airflow orchestre l'enchaînement du pipeline (ingestion → qualité → transformation → entraînement), le MLOps (suivi MLflow, monitoring de dérive PSI, CI/CD) veille sur les modèles en production ; et la gouvernance (qualité des données, RGPD, sécurité / chiffrement) s'applique à toutes les couches.</w:t>
       </w:r>
     </w:p>
     <w:p>
@@ -328,6 +321,8 @@
       <w:pPr>
         <w:sectPr>
           <w:footerReference w:type="default" r:id="rId9"/>
+          <w:headerReference w:type="default" r:id="rId13"/>
+          <w:headerReference w:type="first" r:id="rId14"/>
           <w:pgSz w:w="12240" w:h="15840"/>
           <w:pgMar w:top="1440" w:right="1020" w:bottom="1440" w:left="1020" w:header="720" w:footer="720" w:gutter="0"/>
           <w:cols w:space="720"/>
@@ -1084,6 +1079,27 @@
 </w:footnotes>
 </file>
 
+<file path=word/header1.xml><?xml version="1.0" encoding="utf-8"?>
+<w:hdr xmlns:m="http://schemas.openxmlformats.org/officeDocument/2006/math" xmlns:mc="http://schemas.openxmlformats.org/markup-compatibility/2006" xmlns:mo="http://schemas.microsoft.com/office/mac/office/2008/main" xmlns:mv="urn:schemas-microsoft-com:mac:vml" xmlns:o="urn:schemas-microsoft-com:office:office" xmlns:r="http://schemas.openxmlformats.org/officeDocument/2006/relationships" xmlns:v="urn:schemas-microsoft-com:vml" xmlns:w10="urn:schemas-microsoft-com:office:word" xmlns:w14="http://schemas.microsoft.com/office/word/2010/wordml" xmlns:w="http://schemas.openxmlformats.org/wordprocessingml/2006/main" xmlns:wne="http://schemas.microsoft.com/office/word/2006/wordml" xmlns:wp14="http://schemas.microsoft.com/office/word/2010/wordprocessingDrawing" xmlns:wp="http://schemas.openxmlformats.org/drawingml/2006/wordprocessingDrawing" xmlns:wpc="http://schemas.microsoft.com/office/word/2010/wordprocessingCanvas" xmlns:wpg="http://schemas.microsoft.com/office/word/2010/wordprocessingGroup" xmlns:wpi="http://schemas.microsoft.com/office/word/2010/wordprocessingInk" xmlns:wps="http://schemas.microsoft.com/office/word/2010/wordprocessingShape" mc:Ignorable="w14 wp14">
+  <w:p>
+    <w:pPr>
+      <w:pStyle w:val="Header"/>
+      <w:jc w:val="center"/>
+    </w:pPr>
+  </w:p>
+</w:hdr>
+</file>
+
+<file path=word/header2.xml><?xml version="1.0" encoding="utf-8"?>
+<w:hdr xmlns:m="http://schemas.openxmlformats.org/officeDocument/2006/math" xmlns:mc="http://schemas.openxmlformats.org/markup-compatibility/2006" xmlns:mo="http://schemas.microsoft.com/office/mac/office/2008/main" xmlns:mv="urn:schemas-microsoft-com:mac:vml" xmlns:o="urn:schemas-microsoft-com:office:office" xmlns:r="http://schemas.openxmlformats.org/officeDocument/2006/relationships" xmlns:v="urn:schemas-microsoft-com:vml" xmlns:w10="urn:schemas-microsoft-com:office:word" xmlns:w14="http://schemas.microsoft.com/office/word/2010/wordml" xmlns:w="http://schemas.openxmlformats.org/wordprocessingml/2006/main" xmlns:wne="http://schemas.microsoft.com/office/word/2006/wordml" xmlns:wp14="http://schemas.microsoft.com/office/word/2010/wordprocessingDrawing" xmlns:wp="http://schemas.openxmlformats.org/drawingml/2006/wordprocessingDrawing" xmlns:wpc="http://schemas.microsoft.com/office/word/2010/wordprocessingCanvas" xmlns:wpg="http://schemas.microsoft.com/office/word/2010/wordprocessingGroup" xmlns:wpi="http://schemas.microsoft.com/office/word/2010/wordprocessingInk" xmlns:wps="http://schemas.microsoft.com/office/word/2010/wordprocessingShape" mc:Ignorable="w14 wp14">
+  <w:p>
+    <w:pPr>
+      <w:pStyle w:val="Header"/>
+    </w:pPr>
+  </w:p>
+</w:hdr>
+</file>
+
 <file path=word/numbering.xml><?xml version="1.0" encoding="utf-8"?>
 <w:numbering xmlns:wpc="http://schemas.microsoft.com/office/word/2010/wordprocessingCanvas" xmlns:cx="http://schemas.microsoft.com/office/drawing/2014/chartex" xmlns:cx1="http://schemas.microsoft.com/office/drawing/2015/9/8/chartex" xmlns:cx2="http://schemas.microsoft.com/office/drawing/2015/10/21/chartex" xmlns:cx3="http://schemas.microsoft.com/office/drawing/2016/5/9/chartex" xmlns:cx4="http://schemas.microsoft.com/office/drawing/2016/5/10/chartex" xmlns:cx5="http://schemas.microsoft.com/office/drawing/2016/5/11/chartex" xmlns:cx6="http://schemas.microsoft.com/office/drawing/2016/5/12/chartex" xmlns:cx7="http://schemas.microsoft.com/office/drawing/2016/5/13/chartex" xmlns:cx8="http://schemas.microsoft.com/office/drawing/2016/5/14/chartex" xmlns:mc="http://schemas.openxmlformats.org/markup-compatibility/2006" xmlns:aink="http://schemas.microsoft.com/office/drawing/2016/ink" xmlns:am3d="http://schemas.microsoft.com/office/drawing/2017/model3d" xmlns:o="urn:schemas-microsoft-com:office:office" xmlns:oel="http://schemas.microsoft.com/office/2019/extlst" xmlns:r="http://schemas.openxmlformats.org/officeDocument/2006/relationships" xmlns:m="http://schemas.openxmlformats.org/officeDocument/2006/math" xmlns:v="urn:schemas-microsoft-com:vml" xmlns:wp14="http://schemas.microsoft.com/office/word/2010/wordprocessingDrawing" xmlns:wp="http://schemas.openxmlformats.org/drawingml/2006/wordprocessingDrawing" xmlns:w10="urn:schemas-microsoft-com:office:word" xmlns:w="http://schemas.openxmlformats.org/wordprocessingml/2006/main" xmlns:w14="http://schemas.microsoft.com/office/word/2010/wordml" xmlns:w15="http://schemas.microsoft.com/office/word/2012/wordml" xmlns:w16cei="http://schemas.microsoft.com/office/word/2026/wordml/cei" xmlns:w16cex="http://schemas.microsoft.com/office/word/2018/wordml/cex" xmlns:w16cid="http://schemas.microsoft.com/office/word/2016/wordml/cid" xmlns:w16="http://schemas.microsoft.com/office/word/2018/wordml" xmlns:w16du="http://schemas.microsoft.com/office/word/2023/wordml/word16du" xmlns:w16sdtdh="http://schemas.microsoft.com/office/word/2020/wordml/sdtdatahash" xmlns:w16sdtfl="http://schemas.microsoft.com/office/word/2024/wordml/sdtformatlock" xmlns:w16se="http://schemas.microsoft.com/office/word/2015/wordml/symex" xmlns:wpg="http://schemas.microsoft.com/office/word/2010/wordprocessingGroup" xmlns:wpi="http://schemas.microsoft.com/office/word/2010/wordprocessingInk" xmlns:wne="http://schemas.microsoft.com/office/word/2006/wordml" xmlns:wps="http://schemas.microsoft.com/office/word/2010/wordprocessingShape" mc:Ignorable="w14 w15 w16se w16cid w16 w16cex w16sdtdh w16sdtfl w16du wp14">
   <w:abstractNum w:abstractNumId="0" w15:restartNumberingAfterBreak="0">
